--- a/MIMs-latest-es.docx
+++ b/MIMs-latest-es.docx
@@ -86,7 +86,7 @@
           <w:color w:val="003399"/>
           <w:sz w:val="52"/>
         </w:rPr>
-        <w:t>Lista de verificación para licitaciones con Mecanismos Mínimos de Interoperabilidad (MIMs)</w:t>
+        <w:t>Lista de verificación para licitaciones basada en los Mecanismos Mínimos de Interoperabilidad (MIMs)</w:t>
       </w:r>
     </w:p>
     <w:p>
@@ -101,7 +101,7 @@
           <w:color w:val="C2186F"/>
           <w:sz w:val="30"/>
         </w:rPr>
-        <w:t>Qué incluir en un pliego para que su ciudad conserve sus datos</w:t>
+        <w:t>Qué especificar en los pliegos para que la ciudad conserve el control de sus datos</w:t>
       </w:r>
     </w:p>
     <w:p>
@@ -116,7 +116,7 @@
           <w:color w:val="5A5A6E"/>
           <w:sz w:val="22"/>
         </w:rPr>
-        <w:t>Para MIMs Plus 9.0 de OASC</w:t>
+        <w:t>Especificación: MIMs Plus 9.0 de OASC</w:t>
       </w:r>
     </w:p>
     <w:p>
@@ -131,7 +131,7 @@
           <w:color w:val="5A5A6E"/>
           <w:sz w:val="18"/>
         </w:rPr>
-        <w:t>Para responsables de contratación, directores de proyecto y CIOs de municipios europeos</w:t>
+        <w:t>Para responsables de contratación, directores de proyecto y responsables de TI de municipios europeos</w:t>
       </w:r>
     </w:p>
     <w:p>
@@ -165,7 +165,7 @@
           <w:color w:val="003399"/>
           <w:sz w:val="36"/>
         </w:rPr>
-        <w:t>Por qué esta guía</w:t>
+        <w:t>Finalidad de esta guía</w:t>
       </w:r>
     </w:p>
     <w:p>
@@ -191,7 +191,7 @@
           <w:i w:val="0"/>
           <w:sz w:val="21"/>
         </w:rPr>
-        <w:t>No tiene por qué ser así. Los Mecanismos Mínimos de Interoperabilidad (MIMs), gestionados por Open &amp; Agile Smart Cities (OASC) y respaldados por el movimiento europeo living-in.eu, describen los requisitos técnicos mínimos que mantienen sus datos abiertos, reutilizables e independientes de los proveedores. Son deliberadamente reducidos: no una gran arquitectura, sino solo las pocas condiciones indispensables para que los sistemas se comuniquen entre sí.</w:t>
+        <w:t>No tiene por qué ser así. Los Mecanismos Mínimos de Interoperabilidad (MIMs), gestionados por Open &amp; Agile Smart Cities (OASC) y respaldados por el movimiento europeo living-in.eu, describen los requisitos técnicos mínimos que mantienen sus datos abiertos, reutilizables e independientes de los proveedores. Son deliberadamente reducidos: no una gran arquitectura, sino solo las pocas condiciones indispensables para que los sistemas intercambien datos.</w:t>
       </w:r>
     </w:p>
     <w:p>
@@ -204,7 +204,7 @@
           <w:i w:val="0"/>
           <w:sz w:val="21"/>
         </w:rPr>
-        <w:t>No hace falta ser ingeniero para utilizarlos. Cada lista traduce un MIM en puntos de verificación redactados en lenguaje claro que puede copiar en una licitación, junto con la justificación de cómo le protege cada uno. Justo después de la lista encontrará cada requisito de ese MIM, palabra por palabra, para que su personal técnico y los licitadores puedan cotejar los detalles.</w:t>
+        <w:t>No se requieren conocimientos técnicos para utilizar esta guía. Cada lista traduce un MIM en puntos de verificación redactados en lenguaje claro que puede copiar en una licitación, junto con la justificación de cómo le protege cada uno. Justo después de la lista encontrará cada requisito de ese MIM, palabra por palabra, para que su personal técnico y los licitadores puedan cotejar los detalles.</w:t>
       </w:r>
     </w:p>
     <w:p>
@@ -268,7 +268,7 @@
           <w:color w:val="003399"/>
           <w:sz w:val="22"/>
         </w:rPr>
-        <w:t>Cómo encajan los MIMs con el Derecho de la UE</w:t>
+        <w:t>Cómo encajan los MIM en la legislación de la UE</w:t>
       </w:r>
     </w:p>
     <w:tbl>
@@ -341,7 +341,7 @@
                 <w:color w:val="003399"/>
                 <w:sz w:val="19"/>
               </w:rPr>
-              <w:t>Ley de Datos</w:t>
+              <w:t>Reglamento de Datos</w:t>
             </w:r>
             <w:r>
               <w:rPr>
@@ -372,7 +372,7 @@
                 <w:color w:val="003399"/>
                 <w:sz w:val="19"/>
               </w:rPr>
-              <w:t>Ley de la Europa Interoperable</w:t>
+              <w:t>Reglamento sobre la Europa Interoperable</w:t>
             </w:r>
             <w:r>
               <w:rPr>
@@ -496,7 +496,7 @@
                 <w:color w:val="003399"/>
                 <w:sz w:val="19"/>
               </w:rPr>
-              <w:t>Ley de IA</w:t>
+              <w:t>Reglamento de Inteligencia Artificial</w:t>
             </w:r>
             <w:r>
               <w:rPr>
@@ -839,7 +839,7 @@
                 <w:i w:val="0"/>
                 <w:sz w:val="19"/>
               </w:rPr>
-              <w:t>Los puntos de verificación dicen «debe» incluso donde la especificación solo recomienda (debería) o cita mecanismos candidatos. Es decisión del órgano de contratación.</w:t>
+              <w:t>Los puntos de verificación formulan cada aspecto como un requisito incluso donde la especificación solo recomienda (debería) o cita un mecanismo candidato. Es decisión del órgano de contratación.</w:t>
             </w:r>
           </w:p>
         </w:tc>
@@ -888,7 +888,7 @@
           <w:i w:val="0"/>
           <w:sz w:val="21"/>
         </w:rPr>
-        <w:t>Siete sencillos mecanismos, un único objetivo: que sus datos sigan siendo suyos y sus sistemas puedan comunicarse entre sí.</w:t>
+        <w:t>Siete sencillos mecanismos, un único objetivo: que los datos permanezcan bajo el control de la ciudad y los sistemas funcionen juntos.</w:t>
       </w:r>
     </w:p>
     <w:p>
@@ -910,7 +910,7 @@
           <w:i w:val="0"/>
           <w:sz w:val="20"/>
         </w:rPr>
-        <w:t>Acceso a datos</w:t>
+        <w:t>Acceso a los datos</w:t>
       </w:r>
     </w:p>
     <w:p>
@@ -1351,7 +1351,7 @@
           <w:i w:val="0"/>
           <w:sz w:val="19"/>
         </w:rPr>
-        <w:t>Estrategia de salida, derechos sobre los datos y estabilidad de la API.</w:t>
+        <w:t>Salida, derechos sobre los datos, estabilidad de la API.</w:t>
       </w:r>
     </w:p>
     <w:p>
@@ -1901,7 +1901,7 @@
                 <w:i w:val="0"/>
                 <w:sz w:val="18"/>
               </w:rPr>
-              <w:t>«Exportación de datos previa solicitud a través de nuestro equipo de soporte».</w:t>
+              <w:t>«Exportación de datos bajo petición a través de nuestro equipo de soporte».</w:t>
             </w:r>
           </w:p>
           <w:p>
@@ -1945,7 +1945,7 @@
                 <w:i w:val="0"/>
                 <w:sz w:val="18"/>
               </w:rPr>
-              <w:t>Precios por consulta para los datos propios de la entidad local (consulte la cláusula «Sin tarifas por puesto o por consulta»).</w:t>
+              <w:t>Precios por consulta para los datos propios de la ciudad (consulte la cláusula «Sin costes por los datos propios»).</w:t>
             </w:r>
           </w:p>
         </w:tc>
@@ -2486,13 +2486,13 @@
               <w:br/>
               <w:t>Las API DEBERÍAN admitir encabezados de almacenamiento en caché HTTP estándar</w:t>
               <w:br/>
-              <w:t>Las API DEBERÍAN comunicar el estado del límite de velocidad mediante encabezados HTTP estándar</w:t>
+              <w:t>Las API DEBERÍAN comunicar el estado del límite de peticiones mediante encabezados HTTP estándar</w:t>
               <w:br/>
               <w:t>Las API DEBERÍAN devolver cuerpos de error estructurados</w:t>
               <w:br/>
               <w:t>Las API PUEDEN admitir respuestas parciales o proyecciones de consultas</w:t>
               <w:br/>
-              <w:t>Las API PUEDEN exponer un punto de conexión estándar de estado/salud</w:t>
+              <w:t>Las API PUEDEN exponer un punto de conexión estándar de comprobación de estado</w:t>
             </w:r>
           </w:p>
         </w:tc>
@@ -2829,7 +2829,7 @@
           <w:color w:val="003399"/>
           <w:sz w:val="36"/>
         </w:rPr>
-        <w:t>MIM1 · ¿Tiene cada elemento un nombre duradero?</w:t>
+        <w:t>MIM1 · ¿Tiene cada elemento un nombre permanente?</w:t>
       </w:r>
     </w:p>
     <w:p>
@@ -3073,7 +3073,7 @@
           <w:color w:val="5A5A6E"/>
           <w:sz w:val="18"/>
         </w:rPr>
-        <w:t xml:space="preserve">De lo contrario, los identificadores desaparecen con el contrato.   </w:t>
+        <w:t xml:space="preserve">De lo contrario, los identificadores mueren con el contrato.   </w:t>
       </w:r>
       <w:r>
         <w:rPr>
@@ -3616,7 +3616,7 @@
                 <w:color w:val="003399"/>
                 <w:sz w:val="16"/>
               </w:rPr>
-              <w:t>Las entidades pueden tiparse</w:t>
+              <w:t>Se puede asignar un tipo a las entidades</w:t>
             </w:r>
           </w:p>
         </w:tc>
@@ -3968,7 +3968,7 @@
                 <w:i w:val="0"/>
                 <w:sz w:val="16"/>
               </w:rPr>
-              <w:t>El IRI se trata como el identificador canónico en todos los sistemas subordinados; las implementaciones NO DEBEN generar IRI que incorporen detalles volátiles de implementación, como identificadores de filas de base de datos o nombres de host de servidor.</w:t>
+              <w:t>El IRI se trata como el identificador canónico en todos los sistemas posteriores; las implementaciones NO DEBEN generar IRI que incorporen detalles volátiles de implementación, como identificadores de filas de base de datos o nombres de host de servidor.</w:t>
             </w:r>
           </w:p>
         </w:tc>
@@ -4030,7 +4030,7 @@
           <w:color w:val="003399"/>
           <w:sz w:val="36"/>
         </w:rPr>
-        <w:t>MIM2 · ¿Hablamos un lenguaje común?</w:t>
+        <w:t>MIM2 · ¿Hablamos el mismo idioma?</w:t>
       </w:r>
     </w:p>
     <w:p>
@@ -4569,7 +4569,7 @@
                 <w:i w:val="0"/>
                 <w:sz w:val="16"/>
               </w:rPr>
-              <w:t>Los modelos de datos utilizados para todas las entidades en cualquier fuente de datos se explicitarán. Deberán estar bien documentados y contar con metadatos descriptivos, donde los términos utilizados no presenten ambigüedad semántica. Para los atributos relativos a unidades de medida, formatos horarios, etc., se explicitarán las unidades, formatos, etc., utilizados. Los modelos de datos deberían estar catalogados para que puedan encontrarse fácilmente.</w:t>
+              <w:t>Los modelos de datos utilizados para todas las entidades en cualquier fuente de datos se explicitarán. Deberán estar bien documentados y contar con metadatos descriptivos, donde los términos utilizados no presenten ambigüedad semántica. Para los atributos relativos a unidades de medida, formatos de fecha y hora, etc., se especificarán las unidades, formatos, etc., utilizados. Los modelos de datos deberían estar catalogados para que puedan encontrarse fácilmente.</w:t>
             </w:r>
           </w:p>
         </w:tc>
@@ -4969,7 +4969,7 @@
                 <w:i w:val="0"/>
                 <w:sz w:val="16"/>
               </w:rPr>
-              <w:t>La documentación del formato de transporte de datos debería ser suficiente para permitir la creación de una aplicación o intérprete no propietario capaz de reconstruir todos los datos almacenados en dicho formato de datos.</w:t>
+              <w:t>La documentación del formato de transporte de datos debería ser suficiente para permitir la creación de una aplicación o intérprete no propietario que sea capaz de reconstruir todos los datos almacenados en dicho formato de datos.</w:t>
             </w:r>
           </w:p>
         </w:tc>
@@ -4985,7 +4985,7 @@
                 <w:color w:val="5A5A6E"/>
                 <w:sz w:val="16"/>
               </w:rPr>
-              <w:t>The documentation of the data transport format should be sufficient to allow the creation of non-proprietary application or interpretor that is able to reconstruct all the data stored in such a data format.</w:t>
+              <w:t>The documentation of the data transport format should be sufficient to allow the creation of non-proprietary application or interpretor [sic] that is able to reconstruct all the data stored in such a data format.</w:t>
             </w:r>
           </w:p>
         </w:tc>
@@ -5280,7 +5280,7 @@
           <w:color w:val="003399"/>
           <w:sz w:val="36"/>
         </w:rPr>
-        <w:t>MIM3 · ¿Podemos compartir en condiciones claras?</w:t>
+        <w:t>MIM3 · ¿Podemos compartir con condiciones claras?</w:t>
       </w:r>
     </w:p>
     <w:p>
@@ -5317,7 +5317,7 @@
           <w:i w:val="0"/>
           <w:sz w:val="20"/>
         </w:rPr>
-        <w:t>No todos los datos municipales pueden publicarse sin más: algunos son comerciales y otros, sensibles. MIM3 aborda cómo compartir el resto de forma segura: un catálogo consultable, licencias basadas en plantillas en lugar de textos jurídicos a medida, y reglas de gobernanza legibles para todos. La especificación formula casi todo MIM3 como una recomendación (véase p. 3).</w:t>
+        <w:t>No todos los datos municipales pueden publicarse sin más: algunos son comerciales y otros, sensibles. MIM3 aborda cómo compartir el resto de todos modos y de forma segura: un catálogo que se pueda consultar, licencias basadas en plantillas en lugar de textos jurídicos a medida, y reglas de gobernanza legibles para todos. La especificación formula casi todo MIM3 como una recomendación (véase p. 3).</w:t>
       </w:r>
     </w:p>
     <w:p>
@@ -5402,7 +5402,7 @@
           <w:i w:val="0"/>
           <w:sz w:val="20"/>
         </w:rPr>
-        <w:t>Los términos y las licencias de uso de los datos proceden de plantillas reconocidas (p. ej., licencias abiertas, acuerdos estándar de intercambio de datos), no de cláusulas jurídicas a medida por cada conjunto de datos.</w:t>
+        <w:t>Los términos y las licencias de uso de los datos proceden de plantillas reconocidas (p. ej., licencias abiertas, acuerdos estándar de intercambio de datos), no de textos jurídicos a medida por cada conjunto de datos.</w:t>
       </w:r>
     </w:p>
     <w:p>
@@ -5416,7 +5416,7 @@
           <w:color w:val="5A5A6E"/>
           <w:sz w:val="18"/>
         </w:rPr>
-        <w:t xml:space="preserve">Los acuerdos son escalables; los asesores jurídicos no se convierten en un cuello de botella.   </w:t>
+        <w:t xml:space="preserve">Los acuerdos son escalables sin necesidad de una revisión jurídica caso por caso.   </w:t>
       </w:r>
       <w:r>
         <w:rPr>
@@ -5617,7 +5617,7 @@
                 <w:i w:val="0"/>
                 <w:sz w:val="18"/>
               </w:rPr>
-              <w:t>El proveedor reclama derechos sobre los datos del municipio (consulte la cláusula «Titularidad de los datos»).</w:t>
+              <w:t>El proveedor reclama derechos sobre los datos de la ciudad (consulte la cláusula «Derechos sobre los datos»).</w:t>
             </w:r>
           </w:p>
           <w:p>
@@ -6663,7 +6663,7 @@
                 <w:i w:val="0"/>
                 <w:sz w:val="16"/>
               </w:rPr>
-              <w:t>Debería haber suficientes metadatos disponibles sobre cada participante del ecosistema para determinar su confiabilidad relevante para el intercambio de datos.</w:t>
+              <w:t>Debería haber suficientes metadatos disponibles sobre cada participante del ecosistema para determinar su fiabilidad a efectos del intercambio de datos.</w:t>
             </w:r>
           </w:p>
         </w:tc>
@@ -6912,7 +6912,7 @@
                 <w:i w:val="0"/>
                 <w:sz w:val="16"/>
               </w:rPr>
-              <w:t>Los usuarios y proveedores de datos deberían poder acordar un intercambio de datos y los términos y condiciones asociados al mismo (p. ej., aceptación de términos, firma jurídica de un acuerdo o negociación).</w:t>
+              <w:t>Los usuarios y proveedores de datos deberían poder acordar un intercambio de datos y los términos y condiciones asociados al mismo (p. ej., aceptación de términos, firma formal de un acuerdo o negociación).</w:t>
             </w:r>
           </w:p>
         </w:tc>
@@ -7223,7 +7223,7 @@
           <w:color w:val="003399"/>
           <w:sz w:val="36"/>
         </w:rPr>
-        <w:t>MIM6 · ¿Están protegidos nuestros datos en tránsito y en uso?</w:t>
+        <w:t>MIM6 · ¿Están seguros nuestros datos?</w:t>
       </w:r>
     </w:p>
     <w:p>
@@ -7359,7 +7359,7 @@
           <w:color w:val="5A5A6E"/>
           <w:sz w:val="18"/>
         </w:rPr>
-        <w:t xml:space="preserve">Una cuenta por empleado, no una por cada producto de proveedor; las bajas pierden el acceso en todos los sistemas a la vez.   </w:t>
+        <w:t xml:space="preserve">Una cuenta por empleado, no una por cada producto de proveedor; el personal que cause baja perderá el acceso a todos los sistemas de forma simultánea.   </w:t>
       </w:r>
       <w:r>
         <w:rPr>
@@ -7467,7 +7467,7 @@
           <w:i w:val="0"/>
           <w:sz w:val="20"/>
         </w:rPr>
-        <w:t>El proveedor debe demostrar la conformidad con la norma ISO/IEC 27001:2022 (o equivalente) para el servicio que presta.</w:t>
+        <w:t>El licitador demuestra la conformidad con la norma ISO/IEC 27001:2022 (o equivalente) para el servicio que presta.</w:t>
       </w:r>
     </w:p>
     <w:p>
@@ -7586,7 +7586,7 @@
                 <w:i w:val="0"/>
                 <w:sz w:val="18"/>
               </w:rPr>
-              <w:t>Cuando surge una incidencia, los registros permiten determinar qué ha ocurrido y quién ha intervenido.</w:t>
+              <w:t>Tras una incidencia, los registros muestran qué ha ocurrido y quién ha intervenido.</w:t>
             </w:r>
           </w:p>
         </w:tc>
@@ -7628,7 +7628,7 @@
                 <w:i w:val="0"/>
                 <w:sz w:val="18"/>
               </w:rPr>
-              <w:t>Inicio de sesión exclusivamente propietario.</w:t>
+              <w:t>Solo inicio de sesión propietario.</w:t>
             </w:r>
           </w:p>
           <w:p>
@@ -7672,7 +7672,7 @@
                 <w:i w:val="0"/>
                 <w:sz w:val="18"/>
               </w:rPr>
-              <w:t>Cuentas de administración compartidas.</w:t>
+              <w:t>Cuentas de administrador compartidas.</w:t>
             </w:r>
           </w:p>
         </w:tc>
@@ -7896,7 +7896,7 @@
                 <w:i w:val="0"/>
                 <w:sz w:val="16"/>
               </w:rPr>
-              <w:t>Los derechos de acceso a la información y a otros activos asociados DEBERÁN suministrarse, revisarse, modificarse y eliminarse de conformidad con la política temática de la organización sobre control de acceso y sus reglas pertinentes. (ISO 27001 5.18: Derechos de acceso)</w:t>
+              <w:t>Los derechos de acceso a la información y a otros activos asociados DEBERÁN concederse, revisarse, modificarse y revocarse de conformidad con la política temática de la organización sobre control de acceso y sus reglas pertinentes. (ISO 27001 5.18: Derechos de acceso)</w:t>
             </w:r>
           </w:p>
         </w:tc>
@@ -8513,7 +8513,7 @@
           <w:color w:val="003399"/>
           <w:sz w:val="36"/>
         </w:rPr>
-        <w:t>MIM7 · ¿Funciona sobre un mapa?</w:t>
+        <w:t>MIM7 · ¿Funciona en un mapa?</w:t>
       </w:r>
     </w:p>
     <w:p>
@@ -8818,7 +8818,7 @@
                 <w:i w:val="0"/>
                 <w:sz w:val="18"/>
               </w:rPr>
-              <w:t>Un único mapa municipal en lugar de diez visores de distintos proveedores.</w:t>
+              <w:t>Un mapa de la ciudad en vez de diez visores de proveedores.</w:t>
             </w:r>
           </w:p>
           <w:p>
@@ -8862,7 +8862,7 @@
                 <w:i w:val="0"/>
                 <w:sz w:val="18"/>
               </w:rPr>
-              <w:t>Los datos 3D y BIM pueden integrarse posteriormente en la misma vista general.</w:t>
+              <w:t>Los datos 3D y BIM pueden unirse a la misma imagen más adelante.</w:t>
             </w:r>
           </w:p>
         </w:tc>
@@ -9410,7 +9410,7 @@
                 <w:color w:val="003399"/>
                 <w:sz w:val="16"/>
               </w:rPr>
-              <w:t>Los sistemas de referencia de coordenadas (CRS) utilizados en el intercambio de datos pueden transformarse fácilmente en un CRS común</w:t>
+              <w:t>Los sistemas de referencia de coordenadas (SRC) utilizados en el intercambio de datos pueden transformarse fácilmente en un SRC común</w:t>
             </w:r>
           </w:p>
         </w:tc>
@@ -9522,7 +9522,7 @@
           <w:color w:val="003399"/>
           <w:sz w:val="36"/>
         </w:rPr>
-        <w:t>MIM8 · ¿Puede evolucionar nuestro gemelo digital?</w:t>
+        <w:t>MIM8 · ¿Puede crecer nuestro gemelo digital?</w:t>
       </w:r>
     </w:p>
     <w:p>
@@ -9590,7 +9590,7 @@
           <w:i w:val="0"/>
           <w:sz w:val="20"/>
         </w:rPr>
-        <w:t>Los conjuntos de datos, los parámetros del modelo y los resultados de simulación son accesibles mediante API (según MIM0), sin quedar atrapados en el gemelo.</w:t>
+        <w:t>Los conjuntos de datos, las entradas de los modelos y los resultados de simulación son accesibles mediante API (según MIM0), sin quedar atrapados en el gemelo.</w:t>
       </w:r>
     </w:p>
     <w:p>
@@ -9698,7 +9698,7 @@
           <w:i w:val="0"/>
           <w:sz w:val="20"/>
         </w:rPr>
-        <w:t>Las salidas utilizan formatos estándar (GeoJSON, CityJSON, 3D Tiles, NetCDF…) compatibles con herramientas no adquiridas a este proveedor.</w:t>
+        <w:t>Las salidas utilizan formatos estándar (GeoJSON, CityJSON, 3D Tiles, NetCDF…) legibles por herramientas de terceros.</w:t>
       </w:r>
     </w:p>
     <w:p>
@@ -11310,7 +11310,7 @@
                 <w:i w:val="0"/>
                 <w:sz w:val="16"/>
               </w:rPr>
-              <w:t>Acceso a resultados multivisualización y visualización</w:t>
+              <w:t>Acceso a la visualización y salidas en múltiples vistas</w:t>
             </w:r>
           </w:p>
         </w:tc>
@@ -11494,7 +11494,7 @@
           <w:color w:val="003399"/>
           <w:sz w:val="21"/>
         </w:rPr>
-        <w:t>X.3  Sin tarifas por usuario o consulta</w:t>
+        <w:t>X.3  Sin costes por los datos propios</w:t>
       </w:r>
     </w:p>
     <w:p>
@@ -11507,7 +11507,7 @@
           <w:i w:val="0"/>
           <w:sz w:val="20"/>
         </w:rPr>
-        <w:t>Ninguna tarifa para la ciudad por acceder a sus propios datos.</w:t>
+        <w:t>El órgano de contratación no abonará tarifa alguna por acceder a sus propios datos, ni por usuario ni por consulta.</w:t>
       </w:r>
     </w:p>
     <w:p>
@@ -11602,7 +11602,7 @@
           <w:color w:val="003399"/>
           <w:sz w:val="21"/>
         </w:rPr>
-        <w:t>X.6  Estándares abiertos identificados</w:t>
+        <w:t>X.6  Especificación expresa de normas abiertas</w:t>
       </w:r>
     </w:p>
     <w:p>
@@ -11615,7 +11615,7 @@
           <w:i w:val="0"/>
           <w:sz w:val="20"/>
         </w:rPr>
-        <w:t>El pliego designará los estándares expuestos; toda alusión de «compatibilidad con» debe citar la interfaz y versión exactas. Toda mención a normas o especificaciones técnicas admitirá una solución equivalente, cuya equivalencia deberá probar el licitador.</w:t>
+        <w:t>El pliego designará normas específicas; toda alegación de «compatibilidad con» debe citar la interfaz y versión exactas. Toda referencia a una norma o especificación técnica admitirá una solución equivalente; el licitador probará la equivalencia.</w:t>
       </w:r>
     </w:p>
     <w:p>
@@ -11683,7 +11683,7 @@
           <w:i w:val="0"/>
           <w:sz w:val="20"/>
         </w:rPr>
-        <w:t>Páginas seleccionadas: MIM0, MIM1, MIM2, MIM6 y MIM7 (los datos se representan en un mapa). De MIM3 solo el punto 3.1 (los datos de calidad del aire se publican en abierto y deben constar en un catálogo); no MIM8, al no ser un gemelo digital.</w:t>
+        <w:t>Páginas seleccionadas: MIM0, MIM1, MIM2, MIM6 y MIM7 (los datos se representan en un mapa). De MIM3 solo el punto 3.1 (los datos de calidad del aire se publican como datos abiertos, por lo que deben figurar en un catálogo); MIM8 no es aplicable: el sistema no es un gemelo digital.</w:t>
       </w:r>
     </w:p>
     <w:p>
@@ -11955,7 +11955,7 @@
                 <w:i w:val="0"/>
                 <w:sz w:val="18"/>
               </w:rPr>
-              <w:t>cláusula de salida, titularidad de los datos, sin tarifas por usuario o consulta, estabilidad y versionado de la API; la tabla de cumplimiento rellenada como anexo</w:t>
+              <w:t>Cláusula de reversión y salida, Derechos sobre los datos, Sin costes por los datos propios, Estabilidad y versionado de la API; la tabla de cumplimiento completada como anexo</w:t>
             </w:r>
           </w:p>
         </w:tc>
@@ -12112,7 +12112,7 @@
           <w:i w:val="0"/>
           <w:sz w:val="19"/>
         </w:rPr>
-        <w:t>4.3.23 El licitador rellenará la tabla de cumplimiento (anexo a los pliegos de contratación) aportando las evidencias de cada requisito solicitado. El licitador acreditará los puntos 4.3.1 a 4.3.21 mediante una llamada en vivo a la API durante la valoración de las ofertas; el órgano de contratación volverá a verificarlos en la recepción. Su incumplimiento será causa suficiente para rechazar la recepción.</w:t>
+        <w:t>4.3.23 El licitador completará la tabla de cumplimiento (anexo a los pliegos de contratación) y aportará las pruebas para cada punto requerido. Durante la valoración de las ofertas, el licitador demostrará los puntos 4.3.1 a 4.3.21 (por ejemplo, mediante una llamada en vivo a la API); una oferta que no cumpla un punto requerido no cumple los requisitos relativos al objeto del contrato. El órgano de contratación volverá a comprobar los puntos en la recepción; un fallo en dicho momento será motivo para rechazar la recepción.</w:t>
       </w:r>
     </w:p>
     <w:p>
@@ -12486,7 +12486,7 @@
           <w:color w:val="5A5A6E"/>
           <w:sz w:val="18"/>
         </w:rPr>
-        <w:t>Una promesa de desarrollo futuro es N: la mesa de contratación solo valora lo que el licitador puede demostrar.</w:t>
+        <w:t>Una promesa de funcionalidad futura cuenta como N: la mesa de contratación solo verifica lo que el licitador puede demostrar. Para un punto requerido, N significa que la oferta no cumple los requisitos relativos al objeto del contrato.</w:t>
       </w:r>
     </w:p>
     <w:p>
@@ -12939,7 +12939,7 @@
                 <w:i w:val="0"/>
                 <w:sz w:val="17"/>
               </w:rPr>
-              <w:t>Filtrado por tiempo, localización y atributos</w:t>
+              <w:t>Filtrado por tiempo, ubicación y atributos</w:t>
             </w:r>
           </w:p>
         </w:tc>
@@ -13173,7 +13173,7 @@
                 <w:color w:val="FFFFFF"/>
                 <w:sz w:val="17"/>
               </w:rPr>
-              <w:t>MIM1 · ¿Tiene cada elemento un nombre duradero?</w:t>
+              <w:t>MIM1 · ¿Tiene cada elemento un nombre permanente?</w:t>
             </w:r>
           </w:p>
         </w:tc>
@@ -13287,7 +13287,7 @@
                 <w:i w:val="0"/>
                 <w:sz w:val="17"/>
               </w:rPr>
-              <w:t>Resolución de identificador devuelve datos y tipo</w:t>
+              <w:t>La consulta del identificador devuelve datos y tipo</w:t>
             </w:r>
           </w:p>
         </w:tc>
@@ -13521,7 +13521,7 @@
                 <w:color w:val="FFFFFF"/>
                 <w:sz w:val="17"/>
               </w:rPr>
-              <w:t>MIM2 · ¿Hablamos un lenguaje común?</w:t>
+              <w:t>MIM2 · ¿Hablamos el mismo idioma?</w:t>
             </w:r>
           </w:p>
         </w:tc>
@@ -13869,7 +13869,7 @@
                 <w:color w:val="FFFFFF"/>
                 <w:sz w:val="17"/>
               </w:rPr>
-              <w:t>MIM3 · ¿Podemos compartir en condiciones claras?</w:t>
+              <w:t>MIM3 · ¿Podemos compartir con condiciones claras?</w:t>
             </w:r>
           </w:p>
         </w:tc>
@@ -13901,7 +13901,7 @@
                 <w:i w:val="0"/>
                 <w:sz w:val="17"/>
               </w:rPr>
-              <w:t>Conjuntos catalogados con metadatos estándar</w:t>
+              <w:t>Conjuntos de datos catalogados con metadatos estándar</w:t>
             </w:r>
           </w:p>
         </w:tc>
@@ -14065,7 +14065,7 @@
                 <w:i w:val="0"/>
                 <w:sz w:val="17"/>
               </w:rPr>
-              <w:t>La ciudad gestiona directamente las condiciones de acceso</w:t>
+              <w:t>La ciudad controla las condiciones de acceso</w:t>
             </w:r>
           </w:p>
         </w:tc>
@@ -14135,7 +14135,7 @@
                 <w:color w:val="FFFFFF"/>
                 <w:sz w:val="17"/>
               </w:rPr>
-              <w:t>MIM6 · ¿Están protegidos nuestros datos en tránsito y en uso?</w:t>
+              <w:t>MIM6 · ¿Están seguros nuestros datos?</w:t>
             </w:r>
           </w:p>
         </w:tc>
@@ -14249,7 +14249,7 @@
                 <w:i w:val="0"/>
                 <w:sz w:val="17"/>
               </w:rPr>
-              <w:t>Identificación estándar (OAuth 2.0 / OIDC)</w:t>
+              <w:t>Inicio de sesión estándar (OAuth 2.0 / OIDC)</w:t>
             </w:r>
           </w:p>
         </w:tc>
@@ -14331,7 +14331,7 @@
                 <w:i w:val="0"/>
                 <w:sz w:val="17"/>
               </w:rPr>
-              <w:t>Control de acceso por roles y registro de auditoría</w:t>
+              <w:t>Acceso por roles + registros de auditoría</w:t>
             </w:r>
           </w:p>
         </w:tc>
@@ -14483,7 +14483,7 @@
                 <w:color w:val="FFFFFF"/>
                 <w:sz w:val="17"/>
               </w:rPr>
-              <w:t>MIM7 · ¿Funciona sobre un mapa?</w:t>
+              <w:t>MIM7 · ¿Funciona en un mapa?</w:t>
             </w:r>
           </w:p>
         </w:tc>
@@ -14831,7 +14831,7 @@
                 <w:color w:val="FFFFFF"/>
                 <w:sz w:val="17"/>
               </w:rPr>
-              <w:t>MIM8 · ¿Puede evolucionar nuestro gemelo digital?</w:t>
+              <w:t>MIM8 · ¿Puede crecer nuestro gemelo digital?</w:t>
             </w:r>
           </w:p>
         </w:tc>
@@ -14945,7 +14945,7 @@
                 <w:i w:val="0"/>
                 <w:sz w:val="17"/>
               </w:rPr>
-              <w:t>Modelos documentados y ejecutables</w:t>
+              <w:t>Modelos documentados e invocables</w:t>
             </w:r>
           </w:p>
         </w:tc>
@@ -15211,7 +15211,7 @@
                 <w:i w:val="0"/>
                 <w:sz w:val="17"/>
               </w:rPr>
-              <w:t>Cláusula de salida: entrega libre en formatos abiertos</w:t>
+              <w:t>Cláusula de reversión y salida: entrega sin coste en formatos abiertos</w:t>
             </w:r>
           </w:p>
         </w:tc>
@@ -15375,7 +15375,7 @@
                 <w:i w:val="0"/>
                 <w:sz w:val="17"/>
               </w:rPr>
-              <w:t>Sin tarifas por acceder a los datos propios</w:t>
+              <w:t>Sin costes por los datos propios</w:t>
             </w:r>
           </w:p>
         </w:tc>
@@ -15457,7 +15457,7 @@
                 <w:i w:val="0"/>
                 <w:sz w:val="17"/>
               </w:rPr>
-              <w:t>Estabilidad de API: versionada y aviso previo de 6 meses</w:t>
+              <w:t>Estabilidad de API: versionada, aviso de 6 meses ante cambios incompatibles</w:t>
             </w:r>
           </w:p>
         </w:tc>
@@ -15524,7 +15524,7 @@
           <w:color w:val="5A5A6E"/>
           <w:sz w:val="17"/>
         </w:rPr>
-        <w:t>Las descripciones breves resumen los requisitos detallados de las secciones de los MIMs; ante cualquier discrepancia prevalecerá el texto íntegro de la especificación.</w:t>
+        <w:t>Las descripciones breves resumen los requisitos detallados de las secciones de los MIMs; en caso de duda, prevalecerá el texto completo de cada requisito.</w:t>
       </w:r>
     </w:p>
     <w:p>
@@ -15593,7 +15593,7 @@
           <w:color w:val="003399"/>
           <w:sz w:val="20"/>
         </w:rPr>
-        <w:t xml:space="preserve">Data model  —  </w:t>
+        <w:t xml:space="preserve">Modelo de datos  —  </w:t>
       </w:r>
       <w:r>
         <w:rPr>
@@ -15659,7 +15659,7 @@
           <w:color w:val="003399"/>
           <w:sz w:val="20"/>
         </w:rPr>
-        <w:t xml:space="preserve">Identifier  —  </w:t>
+        <w:t xml:space="preserve">Identificador  —  </w:t>
       </w:r>
       <w:r>
         <w:rPr>
@@ -15681,7 +15681,7 @@
           <w:color w:val="003399"/>
           <w:sz w:val="20"/>
         </w:rPr>
-        <w:t xml:space="preserve">Interoperability  —  </w:t>
+        <w:t xml:space="preserve">Interoperabilidad  —  </w:t>
       </w:r>
       <w:r>
         <w:rPr>
@@ -15747,7 +15747,7 @@
           <w:color w:val="003399"/>
           <w:sz w:val="20"/>
         </w:rPr>
-        <w:t xml:space="preserve">Machine-readable  —  </w:t>
+        <w:t xml:space="preserve">Legible por máquina  —  </w:t>
       </w:r>
       <w:r>
         <w:rPr>
@@ -15769,7 +15769,7 @@
           <w:color w:val="003399"/>
           <w:sz w:val="20"/>
         </w:rPr>
-        <w:t xml:space="preserve">Metadata  —  </w:t>
+        <w:t xml:space="preserve">Metadatos  —  </w:t>
       </w:r>
       <w:r>
         <w:rPr>
@@ -15835,7 +15835,7 @@
           <w:color w:val="003399"/>
           <w:sz w:val="20"/>
         </w:rPr>
-        <w:t xml:space="preserve">Open standard  —  </w:t>
+        <w:t xml:space="preserve">Estándar abierto  —  </w:t>
       </w:r>
       <w:r>
         <w:rPr>
@@ -15843,7 +15843,7 @@
           <w:i w:val="0"/>
           <w:sz w:val="20"/>
         </w:rPr>
-        <w:t>Prescripción técnica accesible a cualquier persona para su examen e implantación sin abono de costes ni solicitud de licencias.</w:t>
+        <w:t>Norma técnica que cualquier persona puede examinar e implantar de forma gratuita y sin una autorización especial.</w:t>
       </w:r>
     </w:p>
     <w:p>
@@ -15879,7 +15879,7 @@
           <w:color w:val="003399"/>
           <w:sz w:val="20"/>
         </w:rPr>
-        <w:t xml:space="preserve">Serialisation  —  </w:t>
+        <w:t xml:space="preserve">Serialización  —  </w:t>
       </w:r>
       <w:r>
         <w:rPr>
@@ -15923,7 +15923,7 @@
           <w:color w:val="003399"/>
           <w:sz w:val="20"/>
         </w:rPr>
-        <w:t xml:space="preserve">Vendor lock-in  —  </w:t>
+        <w:t xml:space="preserve">Dependencia del proveedor (vendor lock-in)  —  </w:t>
       </w:r>
       <w:r>
         <w:rPr>
@@ -15931,7 +15931,7 @@
           <w:i w:val="0"/>
           <w:sz w:val="20"/>
         </w:rPr>
-        <w:t>Situación en que sustituir a un proveedor resulta inviable económicamente por la pérdida de datos, los formatos o costes asociados.</w:t>
+        <w:t>Situación en la que el coste de los datos, los formatos o las tarifas hace prácticamente imposible un cambio de proveedor.</w:t>
       </w:r>
     </w:p>
     <w:p>
@@ -16059,7 +16059,7 @@
           <w:i w:val="0"/>
           <w:sz w:val="20"/>
         </w:rPr>
-        <w:t xml:space="preserve">  —  CITYxCITY Academy: programas de capacitación para personal municipal, elaborados por ciudades.</w:t>
+        <w:t xml:space="preserve">  —  CITYxCITY Academy — cursos para personal municipal, por ciudades.</w:t>
       </w:r>
     </w:p>
     <w:p>
@@ -16094,7 +16094,7 @@
           <w:color w:val="C2186F"/>
           <w:sz w:val="18"/>
         </w:rPr>
-        <w:t>Elaborado con herramientas abiertas. Libre reutilización y adaptación por parte de cualquier administración local.</w:t>
+        <w:t>Hecho con herramientas abiertas. Reutilícelo y adáptelo libremente para su ciudad.</w:t>
       </w:r>
     </w:p>
     <w:p>
@@ -16124,7 +16124,7 @@
           <w:color w:val="5A5A6E"/>
           <w:sz w:val="17"/>
         </w:rPr>
-        <w:t>v9.0.6 · 2026-09-18</w:t>
+        <w:t>v9.0.7 · 2026-09-19</w:t>
       </w:r>
     </w:p>
     <w:sectPr>
@@ -16152,7 +16152,7 @@
         <w:color w:val="5A5A6E"/>
         <w:sz w:val="16"/>
       </w:rPr>
-      <w:t xml:space="preserve">Lista de verificación para licitaciones con Mecanismos Mínimos de Interoperabilidad (MIMs) · MIMs Plus 9.0 · v9.0.6 · 2026-09-18  ·  </w:t>
+      <w:t xml:space="preserve">Lista de verificación para licitaciones basada en los Mecanismos Mínimos de Interoperabilidad (MIMs) · MIMs Plus 9.0 · v9.0.7 · 2026-09-19  ·  </w:t>
     </w:r>
     <w:fldSimple w:instr="PAGE"/>
   </w:p>
